--- a/personalU/product/p/山機Ap.docx
+++ b/personalU/product/p/山機Ap.docx
@@ -11,13 +11,13 @@
         <w:t xml:space="preserve">就讀動機（P）：中山電機 APCS 組</w:t>
       </w:r>
     </w:p>
-    <w:bookmarkStart w:id="20" w:name="一從上層軟體到硬體底層的渴望"/>
+    <w:bookmarkStart w:id="20" w:name="一從上層軟體到硬體底層"/>
     <w:p>
       <w:pPr>
         <w:pStyle w:val="Heading3"/>
       </w:pPr>
       <w:r>
-        <w:t xml:space="preserve">一、從上層軟體到硬體底層的渴望</w:t>
+        <w:t xml:space="preserve">一、從上層軟體到硬體底層</w:t>
       </w:r>
     </w:p>
     <w:p>
@@ -25,7 +25,7 @@
         <w:pStyle w:val="FirstParagraph"/>
       </w:pPr>
       <w:r>
-        <w:t xml:space="preserve">我成長於一個充滿工程思維的家庭，父親是 WiFi 驅動程式工程師，母親則曾經經營購物網站，這讓我從小就習慣使用 git 與 Linux 環境。高中階段，我透過開發 replace.sh（1800 行 Bash 腳本）解決了開源社群的簡繁轉換問題，並在 GitHub 完成 145 個合併的 PR。我也考取了 APCS 觀念 4 級、實作 3 級的成績。</w:t>
+        <w:t xml:space="preserve">我成長於一個充滿工程思維的家庭，父親是 WiFi 驅動程式工程師，母親則曾經經營購物網站，這讓我從小就習慣使用 git 與 Linux 環境。高中階段，我透過開發 replace.sh（1800 行 Bash 腳本）解決了開源社群的簡繁轉換問題，並在 GitHub 完成約 150 個合併的 PR。我也考取了 APCS 觀念 4 級、實作 3 級的成績。</w:t>
       </w:r>
     </w:p>
     <w:p>
@@ -33,7 +33,7 @@
         <w:pStyle w:val="BodyText"/>
       </w:pPr>
       <w:r>
-        <w:t xml:space="preserve">然而，在自建 Docker 伺服器與優化 yt.py 多執行緒下載器的過程中，我發現純粹的上層軟體開發有其極限。當遇到系統效能出問題時，我只能用 btop 觀察 CPU 使用率的表格起伏，卻無法理解為什麼同樣的程式在不同硬體上效能差異如此巨大。我對底層電路、計算機結構、記憶體階層這些東西幾乎一無所知，而這正是我父親每天在處理的層次。</w:t>
+        <w:t xml:space="preserve">然而，在自建 Docker 伺服器與開發軟體工具的過程中，我發現純粹停留在上層應用，會讓人把底層硬體當成理所當然的黑盒子。我能寫出自動化腳本、能部署現成的容器，卻完全不清楚這些高階程式碼是如何被轉化為電路裡的訊號，也不懂計算機結構與記憶體是如何在物理層面上支撐這些軟體運作。我對底層電路、硬體架構這些構築出現代科技的基礎幾乎一無所知，而這正是我父親每天在處理的層次。</w:t>
       </w:r>
     </w:p>
     <w:bookmarkEnd w:id="20"/>
@@ -51,7 +51,7 @@
         <w:pStyle w:val="FirstParagraph"/>
       </w:pPr>
       <w:r>
-        <w:t xml:space="preserve">中山電機的教學研究涵蓋電子、控制、人工智慧與網路、電力、電波通訊、系統晶片及生醫儀器等七大領域。在課程方面，大一的計算機概論與計算機程式能銜接我既有的程式開發經驗，而大二起的電子學、電路學與電磁學，是目前對這些領域的認識停留在「知道有這東西」但是缺乏從電路行為到系統效能之間的完整知識鏈的程度。</w:t>
+        <w:t xml:space="preserve">中山電機的教學研究涵蓋電子、控制、人工智慧與網路、電力、電波通訊、系統晶片及生醫儀器等七大領域。在課程方面，大一的計算機概論與計算機程式能銜接我既有的程式開發經驗，而大二起的電子學、電路學與電磁學，補足從電路行為連結到系統效能的完整知識。</w:t>
       </w:r>
     </w:p>
     <w:p>
